--- a/Python for Algorithmic Trading/NCKH/Bài stock toán/submission/SAEB_submission/03_Supplementary_material.docx
+++ b/Python for Algorithmic Trading/NCKH/Bài stock toán/submission/SAEB_submission/03_Supplementary_material.docx
@@ -20880,16 +20880,9 @@
     <w:basedOn w:val="Normal"/>
     <w:rsid w:val="000019C6"/>
     <w:pPr>
-      <w:numPr>
-        <w:numId w:val="11"/>
-      </w:numPr>
-      <w:tabs>
-        <w:tab w:pos="341" w:val="left"/>
-      </w:tabs>
-      <w:overflowPunct w:val="0"/>
-      <w:autoSpaceDE w:val="0"/>
-      <w:spacing w:line="240" w:lineRule="auto" w:before="0" w:after="0"/>
-      <w:jc w:val="both"/>
+      <w:spacing w:line="240" w:lineRule="auto"/>
+      <w:ind w:hanging="425" w:left="425"/>
+      <w:jc w:val="left"/>
     </w:pPr>
     <w:rPr>
       <w:rFonts w:ascii="Times New Roman" w:hAnsi="Times New Roman" w:cs="Times New Roman" w:eastAsia="Times New Roman"/>
